--- a/testakten/gesellschaftsgruender-streit-roeschen-tech/05_GV_Protokoll_18-06-2026_streitig.docx
+++ b/testakten/gesellschaftsgruender-streit-roeschen-tech/05_GV_Protokoll_18-06-2026_streitig.docx
@@ -5,89 +5,136 @@
     <w:p>
       <w:pPr>
         <w:pStyle w:val="Heading1"/>
+        <w:spacing w:after="160" w:line="259" w:lineRule="auto"/>
       </w:pPr>
       <w:r>
         <w:rPr>
           <w:rFonts w:ascii="Times New Roman" w:hAnsi="Times New Roman"/>
+          <w:b/>
+          <w:sz w:val="28"/>
         </w:rPr>
         <w:t>PROTOKOLL der ausserordentlichen Gesellschafterversammlung</w:t>
       </w:r>
     </w:p>
     <w:p>
       <w:pPr>
+        <w:spacing w:before="120" w:after="60" w:line="259" w:lineRule="auto"/>
         <w:jc w:val="left"/>
       </w:pPr>
       <w:r>
         <w:rPr>
+          <w:rFonts w:ascii="Times New Roman" w:hAnsi="Times New Roman"/>
           <w:b/>
+          <w:sz w:val="22"/>
         </w:rPr>
         <w:t>Roeschen Tech GmbH</w:t>
       </w:r>
     </w:p>
     <w:p>
       <w:pPr>
+        <w:spacing w:before="120" w:after="60" w:line="259" w:lineRule="auto"/>
         <w:jc w:val="left"/>
       </w:pPr>
       <w:r>
         <w:rPr>
-          <w:b/>
+          <w:rFonts w:ascii="Times New Roman" w:hAnsi="Times New Roman"/>
+          <w:b w:val="0"/>
+          <w:i w:val="0"/>
+          <w:sz w:val="22"/>
         </w:rPr>
         <w:t>Datum</w:t>
       </w:r>
       <w:r>
+        <w:rPr>
+          <w:rFonts w:ascii="Times New Roman" w:hAnsi="Times New Roman"/>
+          <w:b w:val="0"/>
+          <w:i w:val="0"/>
+          <w:sz w:val="22"/>
+        </w:rPr>
         <w:t>: Donnerstag, 18. Juni 2026</w:t>
       </w:r>
     </w:p>
     <w:p>
       <w:pPr>
+        <w:spacing w:before="120" w:after="60" w:line="259" w:lineRule="auto"/>
         <w:jc w:val="left"/>
       </w:pPr>
       <w:r>
         <w:rPr>
+          <w:rFonts w:ascii="Times New Roman" w:hAnsi="Times New Roman"/>
           <w:b/>
+          <w:sz w:val="22"/>
         </w:rPr>
         <w:t>Beginn</w:t>
       </w:r>
       <w:r>
+        <w:rPr>
+          <w:rFonts w:ascii="Times New Roman" w:hAnsi="Times New Roman"/>
+          <w:b/>
+          <w:sz w:val="22"/>
+        </w:rPr>
         <w:t>: 14:00 Uhr</w:t>
       </w:r>
     </w:p>
     <w:p>
       <w:pPr>
+        <w:spacing w:before="120" w:after="60" w:line="259" w:lineRule="auto"/>
         <w:jc w:val="left"/>
       </w:pPr>
       <w:r>
         <w:rPr>
+          <w:rFonts w:ascii="Times New Roman" w:hAnsi="Times New Roman"/>
           <w:b/>
+          <w:sz w:val="22"/>
         </w:rPr>
         <w:t>Ende</w:t>
       </w:r>
       <w:r>
+        <w:rPr>
+          <w:rFonts w:ascii="Times New Roman" w:hAnsi="Times New Roman"/>
+          <w:b/>
+          <w:sz w:val="22"/>
+        </w:rPr>
         <w:t>: 17:45 Uhr</w:t>
       </w:r>
     </w:p>
     <w:p>
       <w:pPr>
+        <w:spacing w:before="120" w:after="60" w:line="259" w:lineRule="auto"/>
         <w:jc w:val="left"/>
       </w:pPr>
       <w:r>
         <w:rPr>
+          <w:rFonts w:ascii="Times New Roman" w:hAnsi="Times New Roman"/>
           <w:b/>
+          <w:sz w:val="22"/>
         </w:rPr>
         <w:t>Ort</w:t>
       </w:r>
       <w:r>
+        <w:rPr>
+          <w:rFonts w:ascii="Times New Roman" w:hAnsi="Times New Roman"/>
+          <w:b/>
+          <w:sz w:val="22"/>
+        </w:rPr>
         <w:t>: Geschäftssitz der Gesellschaft, Pappelallee 23, 10437 Berlin</w:t>
       </w:r>
     </w:p>
-    <w:p/>
+    <w:p>
+      <w:pPr>
+        <w:spacing w:line="259" w:lineRule="auto" w:after="60"/>
+      </w:pPr>
+    </w:p>
     <w:p>
       <w:pPr>
         <w:pStyle w:val="Heading2"/>
+        <w:spacing w:before="120" w:after="60" w:line="259" w:lineRule="auto"/>
       </w:pPr>
       <w:r>
         <w:rPr>
           <w:rFonts w:ascii="Times New Roman" w:hAnsi="Times New Roman"/>
+          <w:b/>
+          <w:sz w:val="22"/>
         </w:rPr>
         <w:t>Anwesende und Stimmrechte</w:t>
       </w:r>
@@ -454,16 +501,22 @@
     </w:tbl>
     <w:p>
       <w:pPr>
+        <w:spacing w:line="259" w:lineRule="auto" w:after="60"/>
         <w:jc w:val="left"/>
       </w:pPr>
       <w:r>
         <w:t>Stimmrechte gemäß § 11 (3) der Satzung: vertreten sind 100 % der Anteile -&gt; Beschlussfähigkeit gegeben.</w:t>
       </w:r>
     </w:p>
-    <w:p/>
+    <w:p>
+      <w:pPr>
+        <w:spacing w:line="259" w:lineRule="auto" w:after="60"/>
+      </w:pPr>
+    </w:p>
     <w:p>
       <w:pPr>
         <w:pStyle w:val="Heading2"/>
+        <w:spacing w:line="259" w:lineRule="auto" w:after="60"/>
       </w:pPr>
       <w:r>
         <w:rPr>
@@ -474,6 +527,7 @@
     </w:p>
     <w:p>
       <w:pPr>
+        <w:spacing w:line="259" w:lineRule="auto" w:after="60"/>
         <w:jc w:val="left"/>
       </w:pPr>
       <w:r>
@@ -483,6 +537,7 @@
     <w:p>
       <w:pPr>
         <w:pStyle w:val="ListBullet"/>
+        <w:spacing w:line="259" w:lineRule="auto" w:after="60"/>
       </w:pPr>
       <w:r>
         <w:t>Die Einladung erfolgte fristgerecht (gemäß § 11 der Satzung mit 3 Wochen Frist) am 27. Mai 2026.</w:t>
@@ -491,6 +546,7 @@
     <w:p>
       <w:pPr>
         <w:pStyle w:val="ListBullet"/>
+        <w:spacing w:line="259" w:lineRule="auto" w:after="60"/>
       </w:pPr>
       <w:r>
         <w:t>Alle Gesellschafter sind vertreten.</w:t>
@@ -499,6 +555,7 @@
     <w:p>
       <w:pPr>
         <w:pStyle w:val="ListBullet"/>
+        <w:spacing w:line="259" w:lineRule="auto" w:after="60"/>
       </w:pPr>
       <w:r>
         <w:t>Die Versammlung ist beschlussfähig.</w:t>
@@ -507,6 +564,7 @@
     <w:p>
       <w:pPr>
         <w:pStyle w:val="Heading3"/>
+        <w:spacing w:line="259" w:lineRule="auto" w:after="60"/>
       </w:pPr>
       <w:r>
         <w:rPr>
@@ -517,6 +575,7 @@
     </w:p>
     <w:p>
       <w:pPr>
+        <w:spacing w:line="259" w:lineRule="auto" w:after="60"/>
         <w:jc w:val="left"/>
       </w:pPr>
       <w:r>
@@ -531,6 +590,7 @@
     </w:p>
     <w:p>
       <w:pPr>
+        <w:spacing w:line="259" w:lineRule="auto" w:after="60"/>
         <w:jc w:val="left"/>
       </w:pPr>
       <w:r>
@@ -554,6 +614,7 @@
     </w:p>
     <w:p>
       <w:pPr>
+        <w:spacing w:line="259" w:lineRule="auto" w:after="60"/>
         <w:jc w:val="left"/>
       </w:pPr>
       <w:r>
@@ -562,6 +623,7 @@
     </w:p>
     <w:p>
       <w:pPr>
+        <w:spacing w:line="259" w:lineRule="auto" w:after="60"/>
         <w:jc w:val="left"/>
       </w:pPr>
       <w:r>
@@ -852,6 +914,7 @@
     </w:tbl>
     <w:p>
       <w:pPr>
+        <w:spacing w:line="259" w:lineRule="auto" w:after="60"/>
         <w:jc w:val="left"/>
       </w:pPr>
       <w:r>
@@ -866,6 +929,7 @@
     </w:p>
     <w:p>
       <w:pPr>
+        <w:spacing w:line="259" w:lineRule="auto" w:after="60"/>
         <w:jc w:val="left"/>
       </w:pPr>
       <w:r>
@@ -883,16 +947,22 @@
     </w:p>
     <w:p>
       <w:pPr>
+        <w:spacing w:line="259" w:lineRule="auto" w:after="60"/>
         <w:jc w:val="left"/>
       </w:pPr>
       <w:r>
         <w:t>Schriftführer: Bert Schmid, einstimmig.</w:t>
       </w:r>
     </w:p>
-    <w:p/>
+    <w:p>
+      <w:pPr>
+        <w:spacing w:line="259" w:lineRule="auto" w:after="60"/>
+      </w:pPr>
+    </w:p>
     <w:p>
       <w:pPr>
         <w:pStyle w:val="Heading2"/>
+        <w:spacing w:line="259" w:lineRule="auto" w:after="60"/>
       </w:pPr>
       <w:r>
         <w:rPr>
@@ -903,6 +973,7 @@
     </w:p>
     <w:p>
       <w:pPr>
+        <w:spacing w:line="259" w:lineRule="auto" w:after="60"/>
         <w:jc w:val="left"/>
       </w:pPr>
       <w:r>
@@ -912,6 +983,7 @@
     <w:p>
       <w:pPr>
         <w:pStyle w:val="ListBullet"/>
+        <w:spacing w:line="259" w:lineRule="auto" w:after="60"/>
       </w:pPr>
       <w:r>
         <w:t>Pre-Money-Bewertung: 38,5 Mio. EUR (gegenüber 20 Mio. Series A vor 7 Monaten — also Steigerung um 92,5 %)</w:t>
@@ -920,6 +992,7 @@
     <w:p>
       <w:pPr>
         <w:pStyle w:val="ListBullet"/>
+        <w:spacing w:line="259" w:lineRule="auto" w:after="60"/>
       </w:pPr>
       <w:r>
         <w:t>Investment-Volumen: 12,5 Mio. EUR</w:t>
@@ -928,6 +1001,7 @@
     <w:p>
       <w:pPr>
         <w:pStyle w:val="ListBullet"/>
+        <w:spacing w:line="259" w:lineRule="auto" w:after="60"/>
       </w:pPr>
       <w:r>
         <w:t>Liquidation Preference: 1x non-participating</w:t>
@@ -936,6 +1010,7 @@
     <w:p>
       <w:pPr>
         <w:pStyle w:val="ListBullet"/>
+        <w:spacing w:line="259" w:lineRule="auto" w:after="60"/>
       </w:pPr>
       <w:r>
         <w:t>Sondervetorechte: bei Änderung Satzung, Aufnahme weiterer Investoren</w:t>
@@ -944,6 +1019,7 @@
     <w:p>
       <w:pPr>
         <w:pStyle w:val="ListBullet"/>
+        <w:spacing w:line="259" w:lineRule="auto" w:after="60"/>
       </w:pPr>
       <w:r>
         <w:t>Strategische Beiträge: Markt-Zugang Industrie, technologische Synergien mit Portfolio</w:t>
@@ -951,6 +1027,7 @@
     </w:p>
     <w:p>
       <w:pPr>
+        <w:spacing w:line="259" w:lineRule="auto" w:after="60"/>
         <w:jc w:val="left"/>
       </w:pPr>
       <w:r>
@@ -968,16 +1045,22 @@
     </w:p>
     <w:p>
       <w:pPr>
+        <w:spacing w:line="259" w:lineRule="auto" w:after="60"/>
         <w:jc w:val="left"/>
       </w:pPr>
       <w:r>
         <w:t>Diskussion: Andrea und Stahlauge widersprechen.</w:t>
       </w:r>
     </w:p>
-    <w:p/>
+    <w:p>
+      <w:pPr>
+        <w:spacing w:line="259" w:lineRule="auto" w:after="60"/>
+      </w:pPr>
+    </w:p>
     <w:p>
       <w:pPr>
         <w:pStyle w:val="Heading2"/>
+        <w:spacing w:line="259" w:lineRule="auto" w:after="60"/>
       </w:pPr>
       <w:r>
         <w:rPr>
@@ -988,6 +1071,7 @@
     </w:p>
     <w:p>
       <w:pPr>
+        <w:spacing w:line="259" w:lineRule="auto" w:after="60"/>
         <w:jc w:val="left"/>
       </w:pPr>
       <w:r>
@@ -996,6 +1080,7 @@
     </w:p>
     <w:p>
       <w:pPr>
+        <w:spacing w:line="259" w:lineRule="auto" w:after="60"/>
         <w:jc w:val="left"/>
       </w:pPr>
       <w:r>
@@ -1004,6 +1089,7 @@
     </w:p>
     <w:p>
       <w:pPr>
+        <w:spacing w:line="259" w:lineRule="auto" w:after="60"/>
         <w:jc w:val="left"/>
       </w:pPr>
       <w:r>
@@ -1022,6 +1108,7 @@
     <w:p>
       <w:pPr>
         <w:pStyle w:val="ListNumber"/>
+        <w:spacing w:line="259" w:lineRule="auto" w:after="60"/>
       </w:pPr>
       <w:r>
         <w:t>Die sachliche Rechtfertigung des Bezugsrechtsausschlusses ist nicht hinreichend dargetan. Pi Mu Holding ist Finanzinvestor, kein strategischer Investor.</w:t>
@@ -1030,6 +1117,7 @@
     <w:p>
       <w:pPr>
         <w:pStyle w:val="ListNumber"/>
+        <w:spacing w:line="259" w:lineRule="auto" w:after="60"/>
       </w:pPr>
       <w:r>
         <w:t>Es wurde nicht versucht, eine anteilige Bezugsmöglichkeit der bestehenden Gesellschafter zu eröffnen.</w:t>
@@ -1038,6 +1126,7 @@
     <w:p>
       <w:pPr>
         <w:pStyle w:val="ListNumber"/>
+        <w:spacing w:line="259" w:lineRule="auto" w:after="60"/>
       </w:pPr>
       <w:r>
         <w:t>Die Bewertung von 38,5 Mio. Pre-Money ist nicht durch ein unabhängiges Bewertungsgutachten unterlegt.</w:t>
@@ -1046,6 +1135,7 @@
     <w:p>
       <w:pPr>
         <w:pStyle w:val="ListNumber"/>
+        <w:spacing w:line="259" w:lineRule="auto" w:after="60"/>
       </w:pPr>
       <w:r>
         <w:t>Christine erklärt ihre Bereitschaft, ihren anteiligen Bezugsanteil (15 % * 12,5 Mio. = ca. 1,875 Mio. EUR) durch Bareinlage zu erbringen, sofern sie 30 Tage Zeit erhält.</w:t>
@@ -1053,6 +1143,7 @@
     </w:p>
     <w:p>
       <w:pPr>
+        <w:spacing w:line="259" w:lineRule="auto" w:after="60"/>
         <w:jc w:val="left"/>
       </w:pPr>
       <w:r>
@@ -1062,6 +1153,7 @@
     <w:p>
       <w:pPr>
         <w:pStyle w:val="Heading3"/>
+        <w:spacing w:line="259" w:lineRule="auto" w:after="60"/>
       </w:pPr>
       <w:r>
         <w:rPr>
@@ -1072,6 +1164,7 @@
     </w:p>
     <w:p>
       <w:pPr>
+        <w:spacing w:line="259" w:lineRule="auto" w:after="60"/>
         <w:jc w:val="left"/>
       </w:pPr>
       <w:r>
@@ -1080,6 +1173,7 @@
     </w:p>
     <w:p>
       <w:pPr>
+        <w:spacing w:line="259" w:lineRule="auto" w:after="60"/>
         <w:jc w:val="left"/>
       </w:pPr>
       <w:r>
@@ -1457,6 +1551,7 @@
     </w:tbl>
     <w:p>
       <w:pPr>
+        <w:spacing w:line="259" w:lineRule="auto" w:after="60"/>
         <w:jc w:val="left"/>
       </w:pPr>
       <w:r>
@@ -1465,6 +1560,7 @@
     </w:p>
     <w:p>
       <w:pPr>
+        <w:spacing w:line="259" w:lineRule="auto" w:after="60"/>
         <w:jc w:val="left"/>
       </w:pPr>
       <w:r>
@@ -1479,6 +1575,7 @@
     </w:p>
     <w:p>
       <w:pPr>
+        <w:spacing w:line="259" w:lineRule="auto" w:after="60"/>
         <w:jc w:val="left"/>
       </w:pPr>
       <w:r>
@@ -1487,6 +1584,7 @@
     </w:p>
     <w:p>
       <w:pPr>
+        <w:spacing w:line="259" w:lineRule="auto" w:after="60"/>
         <w:jc w:val="left"/>
       </w:pPr>
       <w:r>
@@ -1504,6 +1602,7 @@
     </w:p>
     <w:p>
       <w:pPr>
+        <w:spacing w:line="259" w:lineRule="auto" w:after="60"/>
         <w:jc w:val="left"/>
       </w:pPr>
       <w:r>
@@ -1512,6 +1611,7 @@
     </w:p>
     <w:p>
       <w:pPr>
+        <w:spacing w:line="259" w:lineRule="auto" w:after="60"/>
         <w:jc w:val="left"/>
       </w:pPr>
       <w:r>
@@ -1520,6 +1620,7 @@
     </w:p>
     <w:p>
       <w:pPr>
+        <w:spacing w:line="259" w:lineRule="auto" w:after="60"/>
         <w:jc w:val="left"/>
       </w:pPr>
       <w:r>
@@ -1528,16 +1629,22 @@
     </w:p>
     <w:p>
       <w:pPr>
+        <w:spacing w:line="259" w:lineRule="auto" w:after="60"/>
         <w:jc w:val="left"/>
       </w:pPr>
       <w:r>
         <w:t>c) Eine sachgerechte Anhörung Christines war durch die Versammlungsleiterin verhindert."</w:t>
       </w:r>
     </w:p>
-    <w:p/>
+    <w:p>
+      <w:pPr>
+        <w:spacing w:line="259" w:lineRule="auto" w:after="60"/>
+      </w:pPr>
+    </w:p>
     <w:p>
       <w:pPr>
         <w:pStyle w:val="Heading2"/>
+        <w:spacing w:line="259" w:lineRule="auto" w:after="60"/>
       </w:pPr>
       <w:r>
         <w:rPr>
@@ -1548,6 +1655,7 @@
     </w:p>
     <w:p>
       <w:pPr>
+        <w:spacing w:line="259" w:lineRule="auto" w:after="60"/>
         <w:jc w:val="left"/>
       </w:pPr>
       <w:r>
@@ -1556,6 +1664,7 @@
     </w:p>
     <w:p>
       <w:pPr>
+        <w:spacing w:line="259" w:lineRule="auto" w:after="60"/>
         <w:jc w:val="left"/>
       </w:pPr>
       <w:r>
@@ -1568,10 +1677,15 @@
         <w:t>: einstimmig mit 100 % zustimmend.</w:t>
       </w:r>
     </w:p>
-    <w:p/>
+    <w:p>
+      <w:pPr>
+        <w:spacing w:line="259" w:lineRule="auto" w:after="60"/>
+      </w:pPr>
+    </w:p>
     <w:p>
       <w:pPr>
         <w:pStyle w:val="Heading2"/>
+        <w:spacing w:line="259" w:lineRule="auto" w:after="60"/>
       </w:pPr>
       <w:r>
         <w:rPr>
@@ -1582,16 +1696,22 @@
     </w:p>
     <w:p>
       <w:pPr>
+        <w:spacing w:line="259" w:lineRule="auto" w:after="60"/>
         <w:jc w:val="left"/>
       </w:pPr>
       <w:r>
         <w:t>Christine erklärt, dass sie die Versammlung unter Vorbehalt verlässt und die Beschlüsse anfechten wird.</w:t>
       </w:r>
     </w:p>
-    <w:p/>
+    <w:p>
+      <w:pPr>
+        <w:spacing w:line="259" w:lineRule="auto" w:after="60"/>
+      </w:pPr>
+    </w:p>
     <w:p>
       <w:pPr>
         <w:pStyle w:val="Heading2"/>
+        <w:spacing w:line="259" w:lineRule="auto" w:after="60"/>
       </w:pPr>
       <w:r>
         <w:rPr>
@@ -1602,6 +1722,7 @@
     </w:p>
     <w:p>
       <w:pPr>
+        <w:spacing w:line="259" w:lineRule="auto" w:after="60"/>
         <w:jc w:val="left"/>
       </w:pPr>
       <w:r>
@@ -1610,6 +1731,7 @@
     </w:p>
     <w:p>
       <w:pPr>
+        <w:spacing w:line="259" w:lineRule="auto" w:after="60"/>
         <w:jc w:val="left"/>
       </w:pPr>
       <w:r>
@@ -1624,6 +1746,7 @@
     </w:p>
     <w:p>
       <w:pPr>
+        <w:spacing w:line="259" w:lineRule="auto" w:after="60"/>
         <w:jc w:val="left"/>
       </w:pPr>
       <w:r>
@@ -1632,6 +1755,7 @@
     </w:p>
     <w:p>
       <w:pPr>
+        <w:spacing w:line="259" w:lineRule="auto" w:after="60"/>
         <w:jc w:val="left"/>
       </w:pPr>
       <w:r>
@@ -1646,15 +1770,21 @@
     </w:p>
     <w:p>
       <w:pPr>
+        <w:spacing w:line="259" w:lineRule="auto" w:after="60"/>
         <w:jc w:val="left"/>
       </w:pPr>
       <w:r>
         <w:t>Bert Schmid</w:t>
       </w:r>
     </w:p>
-    <w:p/>
     <w:p>
       <w:pPr>
+        <w:spacing w:line="259" w:lineRule="auto" w:after="60"/>
+      </w:pPr>
+    </w:p>
+    <w:p>
+      <w:pPr>
+        <w:spacing w:line="259" w:lineRule="auto" w:after="60"/>
         <w:jc w:val="left"/>
       </w:pPr>
       <w:r>
@@ -1677,13 +1807,58 @@
       </w:r>
     </w:p>
     <w:sectPr>
+      <w:headerReference w:type="default" r:id="rId9"/>
+      <w:footerReference w:type="default" r:id="rId10"/>
       <w:pgSz w:w="11906" w:h="16838"/>
-      <w:pgMar w:top="1417" w:right="1417" w:bottom="1417" w:left="1417" w:header="720" w:footer="720" w:gutter="0"/>
+      <w:pgMar w:top="1191" w:right="1247" w:bottom="1134" w:left="1361" w:header="720" w:footer="720" w:gutter="0"/>
       <w:cols w:space="720"/>
       <w:docGrid w:linePitch="360"/>
     </w:sectPr>
   </w:body>
 </w:document>
+</file>
+
+<file path=word/footer1.xml><?xml version="1.0" encoding="utf-8"?>
+<w:ftr xmlns:m="http://schemas.openxmlformats.org/officeDocument/2006/math" xmlns:mc="http://schemas.openxmlformats.org/markup-compatibility/2006" xmlns:mo="http://schemas.microsoft.com/office/mac/office/2008/main" xmlns:mv="urn:schemas-microsoft-com:mac:vml" xmlns:o="urn:schemas-microsoft-com:office:office" xmlns:r="http://schemas.openxmlformats.org/officeDocument/2006/relationships" xmlns:v="urn:schemas-microsoft-com:vml" xmlns:w10="urn:schemas-microsoft-com:office:word" xmlns:w14="http://schemas.microsoft.com/office/word/2010/wordml" xmlns:w="http://schemas.openxmlformats.org/wordprocessingml/2006/main" xmlns:wne="http://schemas.microsoft.com/office/word/2006/wordml" xmlns:wp14="http://schemas.microsoft.com/office/word/2010/wordprocessingDrawing" xmlns:wp="http://schemas.openxmlformats.org/drawingml/2006/wordprocessingDrawing" xmlns:wpc="http://schemas.microsoft.com/office/word/2010/wordprocessingCanvas" xmlns:wpg="http://schemas.microsoft.com/office/word/2010/wordprocessingGroup" xmlns:wpi="http://schemas.microsoft.com/office/word/2010/wordprocessingInk" xmlns:wps="http://schemas.microsoft.com/office/word/2010/wordprocessingShape" mc:Ignorable="w14 wp14">
+  <w:p>
+    <w:pPr>
+      <w:pStyle w:val="Footer"/>
+      <w:jc w:val="left"/>
+    </w:pPr>
+    <w:r/>
+    <w:r>
+      <w:rPr>
+        <w:rFonts w:ascii="Times New Roman" w:hAnsi="Times New Roman"/>
+        <w:b w:val="0"/>
+        <w:color w:val="777777"/>
+        <w:sz w:val="17"/>
+      </w:rPr>
+      <w:t>Vertraulich | Bearbeitungsstand Juli 2026 | nur zur Aktenbearbeitung</w:t>
+    </w:r>
+  </w:p>
+</w:ftr>
+</file>
+
+<file path=word/header1.xml><?xml version="1.0" encoding="utf-8"?>
+<w:hdr xmlns:m="http://schemas.openxmlformats.org/officeDocument/2006/math" xmlns:mc="http://schemas.openxmlformats.org/markup-compatibility/2006" xmlns:mo="http://schemas.microsoft.com/office/mac/office/2008/main" xmlns:mv="urn:schemas-microsoft-com:mac:vml" xmlns:o="urn:schemas-microsoft-com:office:office" xmlns:r="http://schemas.openxmlformats.org/officeDocument/2006/relationships" xmlns:v="urn:schemas-microsoft-com:vml" xmlns:w10="urn:schemas-microsoft-com:office:word" xmlns:w14="http://schemas.microsoft.com/office/word/2010/wordml" xmlns:w="http://schemas.openxmlformats.org/wordprocessingml/2006/main" xmlns:wne="http://schemas.microsoft.com/office/word/2006/wordml" xmlns:wp14="http://schemas.microsoft.com/office/word/2010/wordprocessingDrawing" xmlns:wp="http://schemas.openxmlformats.org/drawingml/2006/wordprocessingDrawing" xmlns:wpc="http://schemas.microsoft.com/office/word/2010/wordprocessingCanvas" xmlns:wpg="http://schemas.microsoft.com/office/word/2010/wordprocessingGroup" xmlns:wpi="http://schemas.microsoft.com/office/word/2010/wordprocessingInk" xmlns:wps="http://schemas.microsoft.com/office/word/2010/wordprocessingShape" mc:Ignorable="w14 wp14">
+  <w:p>
+    <w:pPr>
+      <w:pStyle w:val="Header"/>
+      <w:jc w:val="left"/>
+    </w:pPr>
+    <w:r/>
+    <w:r>
+      <w:rPr>
+        <w:rFonts w:ascii="Times New Roman" w:hAnsi="Times New Roman"/>
+        <w:b w:val="0"/>
+        <w:i w:val="0"/>
+        <w:color w:val="666666"/>
+        <w:sz w:val="17"/>
+      </w:rPr>
+      <w:t>Hagemann &amp; Westarp Rechtsanwälte | Gesellschaftsrechtliche Arbeitsakte | Bearbeitungsstand Juli 2026</w:t>
+    </w:r>
+  </w:p>
+</w:hdr>
 </file>
 
 <file path=word/numbering.xml><?xml version="1.0" encoding="utf-8"?>
@@ -2400,11 +2575,12 @@
       <w:contextualSpacing/>
     </w:pPr>
     <w:rPr>
-      <w:rFonts w:asciiTheme="majorHAnsi" w:eastAsiaTheme="majorEastAsia" w:hAnsiTheme="majorHAnsi" w:cstheme="majorBidi"/>
+      <w:rFonts w:asciiTheme="majorHAnsi" w:eastAsiaTheme="majorEastAsia" w:hAnsiTheme="majorHAnsi" w:cstheme="majorBidi" w:ascii="Times New Roman" w:hAnsi="Times New Roman"/>
+      <w:b/>
       <w:color w:val="17365D" w:themeColor="text2" w:themeShade="BF"/>
       <w:spacing w:val="5"/>
       <w:kern w:val="28"/>
-      <w:sz w:val="52"/>
+      <w:sz w:val="30"/>
       <w:szCs w:val="52"/>
     </w:rPr>
   </w:style>
